--- a/Doc/Overview/WF_GDD_CH02_World_Design_v1.0.docx
+++ b/Doc/Overview/WF_GDD_CH02_World_Design_v1.0.docx
@@ -701,7 +701,7 @@
           <w:szCs w:val="24"/>
           <w:lang w:val="vi-VN" w:eastAsia="vi-VN"/>
         </w:rPr>
-        <w:t>Worldforge được chia thành nhiều Large Persistent Semi-Open Maps.</w:t>
+        <w:t>Worldforge trong Version 1 sử dụng bản đồ thủ công (handcrafted map) để xác thực các hệ thống: Exploration, Gathering, Settlement, Day/Night, NPCs, Defense, Progression và World interaction. Các phiên bản sau (Version 2) có thể giới thiệu procedural world generation.</w:t>
       </w:r>
     </w:p>
     <w:p>
@@ -2852,7 +2852,7 @@
           <w:szCs w:val="24"/>
           <w:lang w:val="vi-VN" w:eastAsia="vi-VN"/>
         </w:rPr>
-        <w:t>Community có thể thành lập Settlement mới tại các vị trí được thiết kế cho phép nếu World State đáp ứng điều kiện.</w:t>
+        <w:t>Người chơi có thể lựa chọn địa điểm phù hợp trong thế giới để thành lập settlement/căn cứ. Vị trí được chọn tác động trực tiếp đến khả năng tiếp cận tài nguyên, hiểm họa sinh vật xung quanh, mối đe dọa ban đêm, rủi ro môi trường, khả năng phòng thủ và cự ly di chuyển tới các khu vực khám phá.</w:t>
       </w:r>
     </w:p>
     <w:p>
@@ -3827,7 +3827,7 @@
           <w:szCs w:val="24"/>
           <w:lang w:val="vi-VN" w:eastAsia="vi-VN"/>
         </w:rPr>
-        <w:t>Độ khó không tăng chủ yếu bằng HP và Damage Scaling.</w:t>
+        <w:t>Độ khó không tăng chủ yếu bằng HP và Damage Scaling. Các khu vực có mức độ thử thách khác nhau thông qua hiểm họa sinh vật, tập tính sinh vật, hiểm họa ban đêm, điều kiện môi trường khắc nghiệt, địa hình hiểm trở, rủi ro thăm dò và áp lực tài nguyên.</w:t>
       </w:r>
     </w:p>
     <w:p>
